--- a/법률/통지·증명/진술서.docx
+++ b/법률/통지·증명/진술서.docx
@@ -4,7 +4,7 @@
   <w:body>
     <w:p>
       <w:pPr>
-        <w:spacing w:after="26" w:before="0" w:line="312" w:lineRule="auto"/>
+        <w:spacing w:after="34" w:before="0" w:line="312" w:lineRule="auto"/>
         <w:jc w:val="center"/>
       </w:pPr>
       <w:r>
@@ -19,7 +19,7 @@
     </w:p>
     <w:p>
       <w:pPr>
-        <w:spacing w:after="66" w:before="0" w:line="312" w:lineRule="auto"/>
+        <w:spacing w:after="85" w:before="0" w:line="312" w:lineRule="auto"/>
         <w:jc w:val="left"/>
         <w:pBdr>
           <w:bottom w:val="single" w:sz="14" w:space="2" w:color="24384F"/>
@@ -35,7 +35,7 @@
     </w:p>
     <w:p>
       <w:pPr>
-        <w:spacing w:after="26" w:before="53" w:line="312" w:lineRule="auto"/>
+        <w:spacing w:after="34" w:before="68" w:line="312" w:lineRule="auto"/>
         <w:jc w:val="left"/>
         <w:pBdr>
           <w:bottom w:val="single" w:sz="6" w:space="2" w:color="C9D2DD"/>
@@ -76,7 +76,7 @@
       </w:tblGrid>
       <w:tr>
         <w:trPr>
-          <w:trHeight w:val="299" w:hRule="atLeast"/>
+          <w:trHeight w:val="385" w:hRule="atLeast"/>
         </w:trPr>
         <w:tc>
           <w:tcPr>
@@ -191,7 +191,7 @@
       </w:tr>
       <w:tr>
         <w:trPr>
-          <w:trHeight w:val="299" w:hRule="atLeast"/>
+          <w:trHeight w:val="385" w:hRule="atLeast"/>
         </w:trPr>
         <w:tc>
           <w:tcPr>
@@ -252,7 +252,7 @@
       </w:tr>
       <w:tr>
         <w:trPr>
-          <w:trHeight w:val="299" w:hRule="atLeast"/>
+          <w:trHeight w:val="385" w:hRule="atLeast"/>
         </w:trPr>
         <w:tc>
           <w:tcPr>
@@ -367,7 +367,7 @@
       </w:tr>
       <w:tr>
         <w:trPr>
-          <w:trHeight w:val="299" w:hRule="atLeast"/>
+          <w:trHeight w:val="385" w:hRule="atLeast"/>
         </w:trPr>
         <w:tc>
           <w:tcPr>
@@ -484,7 +484,7 @@
     </w:tbl>
     <w:p>
       <w:pPr>
-        <w:spacing w:after="26" w:before="0" w:line="312" w:lineRule="auto"/>
+        <w:spacing w:after="34" w:before="0" w:line="312" w:lineRule="auto"/>
         <w:jc w:val="left"/>
       </w:pPr>
       <w:r>
@@ -497,7 +497,7 @@
     </w:p>
     <w:p>
       <w:pPr>
-        <w:spacing w:after="26" w:before="53" w:line="312" w:lineRule="auto"/>
+        <w:spacing w:after="34" w:before="68" w:line="312" w:lineRule="auto"/>
         <w:jc w:val="left"/>
         <w:pBdr>
           <w:bottom w:val="single" w:sz="6" w:space="2" w:color="C9D2DD"/>
@@ -538,7 +538,7 @@
       </w:tblGrid>
       <w:tr>
         <w:trPr>
-          <w:trHeight w:val="299" w:hRule="atLeast"/>
+          <w:trHeight w:val="385" w:hRule="atLeast"/>
         </w:trPr>
         <w:tc>
           <w:tcPr>
@@ -653,7 +653,7 @@
       </w:tr>
       <w:tr>
         <w:trPr>
-          <w:trHeight w:val="299" w:hRule="atLeast"/>
+          <w:trHeight w:val="385" w:hRule="atLeast"/>
         </w:trPr>
         <w:tc>
           <w:tcPr>
@@ -715,7 +715,7 @@
     </w:tbl>
     <w:p>
       <w:pPr>
-        <w:spacing w:after="26" w:before="0" w:line="312" w:lineRule="auto"/>
+        <w:spacing w:after="34" w:before="0" w:line="312" w:lineRule="auto"/>
         <w:jc w:val="left"/>
       </w:pPr>
       <w:r>
@@ -728,7 +728,7 @@
     </w:p>
     <w:p>
       <w:pPr>
-        <w:spacing w:after="26" w:before="53" w:line="312" w:lineRule="auto"/>
+        <w:spacing w:after="34" w:before="68" w:line="312" w:lineRule="auto"/>
         <w:jc w:val="left"/>
         <w:pBdr>
           <w:bottom w:val="single" w:sz="6" w:space="2" w:color="C9D2DD"/>
@@ -755,7 +755,7 @@
     </w:p>
     <w:p>
       <w:pPr>
-        <w:spacing w:after="26" w:before="0" w:line="312" w:lineRule="auto"/>
+        <w:spacing w:after="34" w:before="0" w:line="312" w:lineRule="auto"/>
         <w:jc w:val="left"/>
       </w:pPr>
       <w:r>
@@ -781,7 +781,7 @@
       </w:tblGrid>
       <w:tr>
         <w:trPr>
-          <w:trHeight w:val="2993" w:hRule="atLeast"/>
+          <w:trHeight w:val="3855" w:hRule="atLeast"/>
         </w:trPr>
         <w:tc>
           <w:tcPr>
@@ -804,7 +804,7 @@
               <w:rPr>
                 <w:rFonts w:ascii="Malgun Gothic" w:hAnsi="Malgun Gothic" w:eastAsia="Malgun Gothic" w:cs="Malgun Gothic"/>
                 <w:b w:val="0"/>
-                <w:sz w:val="20"/>
+                <w:sz w:val="19"/>
               </w:rPr>
             </w:r>
           </w:p>
@@ -813,7 +813,7 @@
     </w:tbl>
     <w:p>
       <w:pPr>
-        <w:spacing w:after="26" w:before="0" w:line="312" w:lineRule="auto"/>
+        <w:spacing w:after="34" w:before="0" w:line="312" w:lineRule="auto"/>
         <w:jc w:val="left"/>
       </w:pPr>
       <w:r>
@@ -826,7 +826,7 @@
     </w:p>
     <w:p>
       <w:pPr>
-        <w:spacing w:after="26" w:before="53" w:line="312" w:lineRule="auto"/>
+        <w:spacing w:after="34" w:before="68" w:line="312" w:lineRule="auto"/>
         <w:jc w:val="left"/>
         <w:pBdr>
           <w:bottom w:val="single" w:sz="6" w:space="2" w:color="C9D2DD"/>
@@ -867,7 +867,7 @@
       </w:tblGrid>
       <w:tr>
         <w:trPr>
-          <w:trHeight w:val="299" w:hRule="atLeast"/>
+          <w:trHeight w:val="385" w:hRule="atLeast"/>
         </w:trPr>
         <w:tc>
           <w:tcPr>
@@ -988,7 +988,7 @@
       </w:tr>
       <w:tr>
         <w:trPr>
-          <w:trHeight w:val="299" w:hRule="atLeast"/>
+          <w:trHeight w:val="385" w:hRule="atLeast"/>
         </w:trPr>
         <w:tc>
           <w:tcPr>
@@ -1004,7 +1004,7 @@
           <w:p>
             <w:pPr>
               <w:spacing w:after="0" w:line="312" w:lineRule="auto"/>
-              <w:jc w:val="left"/>
+              <w:jc w:val="center"/>
             </w:pPr>
             <w:r/>
             <w:r>
@@ -1030,7 +1030,7 @@
           <w:p>
             <w:pPr>
               <w:spacing w:after="0" w:line="312" w:lineRule="auto"/>
-              <w:jc w:val="left"/>
+              <w:jc w:val="center"/>
             </w:pPr>
             <w:r/>
             <w:r>
@@ -1056,7 +1056,7 @@
           <w:p>
             <w:pPr>
               <w:spacing w:after="0" w:line="312" w:lineRule="auto"/>
-              <w:jc w:val="left"/>
+              <w:jc w:val="center"/>
             </w:pPr>
             <w:r/>
             <w:r>
@@ -1082,7 +1082,7 @@
           <w:p>
             <w:pPr>
               <w:spacing w:after="0" w:line="312" w:lineRule="auto"/>
-              <w:jc w:val="left"/>
+              <w:jc w:val="center"/>
             </w:pPr>
             <w:r/>
             <w:r>
@@ -1097,7 +1097,7 @@
       </w:tr>
       <w:tr>
         <w:trPr>
-          <w:trHeight w:val="299" w:hRule="atLeast"/>
+          <w:trHeight w:val="385" w:hRule="atLeast"/>
         </w:trPr>
         <w:tc>
           <w:tcPr>
@@ -1113,7 +1113,7 @@
           <w:p>
             <w:pPr>
               <w:spacing w:after="0" w:line="312" w:lineRule="auto"/>
-              <w:jc w:val="left"/>
+              <w:jc w:val="center"/>
             </w:pPr>
             <w:r/>
             <w:r>
@@ -1139,7 +1139,7 @@
           <w:p>
             <w:pPr>
               <w:spacing w:after="0" w:line="312" w:lineRule="auto"/>
-              <w:jc w:val="left"/>
+              <w:jc w:val="center"/>
             </w:pPr>
             <w:r/>
             <w:r>
@@ -1165,7 +1165,7 @@
           <w:p>
             <w:pPr>
               <w:spacing w:after="0" w:line="312" w:lineRule="auto"/>
-              <w:jc w:val="left"/>
+              <w:jc w:val="center"/>
             </w:pPr>
             <w:r/>
             <w:r>
@@ -1191,7 +1191,7 @@
           <w:p>
             <w:pPr>
               <w:spacing w:after="0" w:line="312" w:lineRule="auto"/>
-              <w:jc w:val="left"/>
+              <w:jc w:val="center"/>
             </w:pPr>
             <w:r/>
             <w:r>
@@ -1206,7 +1206,7 @@
       </w:tr>
       <w:tr>
         <w:trPr>
-          <w:trHeight w:val="299" w:hRule="atLeast"/>
+          <w:trHeight w:val="385" w:hRule="atLeast"/>
         </w:trPr>
         <w:tc>
           <w:tcPr>
@@ -1222,7 +1222,7 @@
           <w:p>
             <w:pPr>
               <w:spacing w:after="0" w:line="312" w:lineRule="auto"/>
-              <w:jc w:val="left"/>
+              <w:jc w:val="center"/>
             </w:pPr>
             <w:r/>
             <w:r>
@@ -1248,7 +1248,7 @@
           <w:p>
             <w:pPr>
               <w:spacing w:after="0" w:line="312" w:lineRule="auto"/>
-              <w:jc w:val="left"/>
+              <w:jc w:val="center"/>
             </w:pPr>
             <w:r/>
             <w:r>
@@ -1274,7 +1274,7 @@
           <w:p>
             <w:pPr>
               <w:spacing w:after="0" w:line="312" w:lineRule="auto"/>
-              <w:jc w:val="left"/>
+              <w:jc w:val="center"/>
             </w:pPr>
             <w:r/>
             <w:r>
@@ -1300,7 +1300,7 @@
           <w:p>
             <w:pPr>
               <w:spacing w:after="0" w:line="312" w:lineRule="auto"/>
-              <w:jc w:val="left"/>
+              <w:jc w:val="center"/>
             </w:pPr>
             <w:r/>
             <w:r>
@@ -1315,7 +1315,7 @@
       </w:tr>
       <w:tr>
         <w:trPr>
-          <w:trHeight w:val="299" w:hRule="atLeast"/>
+          <w:trHeight w:val="385" w:hRule="atLeast"/>
         </w:trPr>
         <w:tc>
           <w:tcPr>
@@ -1331,7 +1331,7 @@
           <w:p>
             <w:pPr>
               <w:spacing w:after="0" w:line="312" w:lineRule="auto"/>
-              <w:jc w:val="left"/>
+              <w:jc w:val="center"/>
             </w:pPr>
             <w:r/>
             <w:r>
@@ -1357,7 +1357,7 @@
           <w:p>
             <w:pPr>
               <w:spacing w:after="0" w:line="312" w:lineRule="auto"/>
-              <w:jc w:val="left"/>
+              <w:jc w:val="center"/>
             </w:pPr>
             <w:r/>
             <w:r>
@@ -1383,7 +1383,7 @@
           <w:p>
             <w:pPr>
               <w:spacing w:after="0" w:line="312" w:lineRule="auto"/>
-              <w:jc w:val="left"/>
+              <w:jc w:val="center"/>
             </w:pPr>
             <w:r/>
             <w:r>
@@ -1409,7 +1409,7 @@
           <w:p>
             <w:pPr>
               <w:spacing w:after="0" w:line="312" w:lineRule="auto"/>
-              <w:jc w:val="left"/>
+              <w:jc w:val="center"/>
             </w:pPr>
             <w:r/>
             <w:r>
@@ -1425,7 +1425,7 @@
     </w:tbl>
     <w:p>
       <w:pPr>
-        <w:spacing w:after="26" w:before="0" w:line="312" w:lineRule="auto"/>
+        <w:spacing w:after="34" w:before="0" w:line="312" w:lineRule="auto"/>
         <w:jc w:val="left"/>
       </w:pPr>
       <w:r>
@@ -1438,7 +1438,7 @@
     </w:p>
     <w:p>
       <w:pPr>
-        <w:spacing w:after="53" w:before="0" w:line="312" w:lineRule="auto"/>
+        <w:spacing w:after="68" w:before="0" w:line="312" w:lineRule="auto"/>
         <w:jc w:val="center"/>
       </w:pPr>
       <w:r>
@@ -1452,7 +1452,7 @@
     </w:p>
     <w:p>
       <w:pPr>
-        <w:spacing w:after="53" w:before="53" w:line="312" w:lineRule="auto"/>
+        <w:spacing w:after="68" w:before="68" w:line="312" w:lineRule="auto"/>
         <w:jc w:val="center"/>
       </w:pPr>
       <w:r>
@@ -1466,7 +1466,7 @@
     </w:p>
     <w:p>
       <w:pPr>
-        <w:spacing w:after="53" w:before="0" w:line="312" w:lineRule="auto"/>
+        <w:spacing w:after="68" w:before="0" w:line="312" w:lineRule="auto"/>
         <w:jc w:val="right"/>
       </w:pPr>
       <w:r>
@@ -1480,7 +1480,7 @@
     </w:p>
     <w:p>
       <w:pPr>
-        <w:spacing w:after="0" w:before="40" w:line="312" w:lineRule="auto"/>
+        <w:spacing w:after="0" w:before="51" w:line="312" w:lineRule="auto"/>
         <w:jc w:val="left"/>
       </w:pPr>
       <w:r>
